--- a/14_UAT_Report_Template.docx
+++ b/14_UAT_Report_Template.docx
@@ -9,9 +9,9 @@
       <w:r>
         <w:rPr>
           <w:b/>
-          <w:sz w:val="32"/>
+          <w:sz w:val="40"/>
         </w:rPr>
-        <w:t>User Acceptance Testing (UAT) Report</w:t>
+        <w:t>USER ACCEPTANCE TESTING REPORT</w:t>
       </w:r>
     </w:p>
     <w:p>
@@ -20,7 +20,8 @@
       </w:pPr>
       <w:r>
         <w:rPr>
-          <w:b/>
+          <w:i/>
+          <w:sz w:val="22"/>
         </w:rPr>
         <w:t>Script-Controlled ACL – Restrict Record Access Based on Field Value</w:t>
       </w:r>
@@ -30,17 +31,12 @@
         <w:pStyle w:val="Heading1"/>
       </w:pPr>
       <w:r>
-        <w:t>Project Details</w:t>
+        <w:t>Project</w:t>
       </w:r>
     </w:p>
     <w:p>
       <w:r>
-        <w:t>Project Title: Script-Controlled ACL – Restrict Record Access Based on Field Value</w:t>
-      </w:r>
-    </w:p>
-    <w:p>
-      <w:r>
-        <w:t>Project Area: ServiceNow Administrator – Incident Access Control</w:t>
+        <w:t>Script-Controlled ACL – Restrict Record Access Based on Field Value</w:t>
       </w:r>
     </w:p>
     <w:p>
@@ -48,7 +44,1278 @@
         <w:pStyle w:val="Heading1"/>
       </w:pPr>
       <w:r>
-        <w:t>Project Content</w:t>
+        <w:t>Objective</w:t>
+      </w:r>
+    </w:p>
+    <w:p>
+      <w:r>
+        <w:t>To verify that the Script-Controlled ACL correctly allows authorized access and denies unauthorized access based on the configured Incident field value.</w:t>
+      </w:r>
+    </w:p>
+    <w:p>
+      <w:pPr>
+        <w:pStyle w:val="Heading1"/>
+      </w:pPr>
+      <w:r>
+        <w:t>Test Cases</w:t>
+      </w:r>
+    </w:p>
+    <w:tbl>
+      <w:tblPr>
+        <w:tblStyle w:val="TableGrid"/>
+        <w:tblW w:type="auto" w:w="0"/>
+        <w:jc w:val="center"/>
+        <w:tblLook w:firstColumn="1" w:firstRow="1" w:lastColumn="0" w:lastRow="0" w:noHBand="0" w:noVBand="1" w:val="04A0"/>
+      </w:tblPr>
+      <w:tblGrid>
+        <w:gridCol w:w="1987"/>
+        <w:gridCol w:w="1987"/>
+        <w:gridCol w:w="1987"/>
+        <w:gridCol w:w="1987"/>
+        <w:gridCol w:w="1987"/>
+      </w:tblGrid>
+      <w:tr>
+        <w:tc>
+          <w:tcPr>
+            <w:tcW w:type="dxa" w:w="1987"/>
+            <w:vAlign w:val="center"/>
+          </w:tcPr>
+          <w:p>
+            <w:r/>
+            <w:r>
+              <w:rPr>
+                <w:b/>
+                <w:sz w:val="20"/>
+              </w:rPr>
+              <w:t>Test ID</w:t>
+            </w:r>
+          </w:p>
+        </w:tc>
+        <w:tc>
+          <w:tcPr>
+            <w:tcW w:type="dxa" w:w="1987"/>
+            <w:vAlign w:val="center"/>
+          </w:tcPr>
+          <w:p>
+            <w:r/>
+            <w:r>
+              <w:rPr>
+                <w:b/>
+                <w:sz w:val="20"/>
+              </w:rPr>
+              <w:t>Scenario</w:t>
+            </w:r>
+          </w:p>
+        </w:tc>
+        <w:tc>
+          <w:tcPr>
+            <w:tcW w:type="dxa" w:w="1987"/>
+            <w:vAlign w:val="center"/>
+          </w:tcPr>
+          <w:p>
+            <w:r/>
+            <w:r>
+              <w:rPr>
+                <w:b/>
+                <w:sz w:val="20"/>
+              </w:rPr>
+              <w:t>Expected Result</w:t>
+            </w:r>
+          </w:p>
+        </w:tc>
+        <w:tc>
+          <w:tcPr>
+            <w:tcW w:type="dxa" w:w="1987"/>
+            <w:vAlign w:val="center"/>
+          </w:tcPr>
+          <w:p>
+            <w:r/>
+            <w:r>
+              <w:rPr>
+                <w:b/>
+                <w:sz w:val="20"/>
+              </w:rPr>
+              <w:t>Actual Result</w:t>
+            </w:r>
+          </w:p>
+        </w:tc>
+        <w:tc>
+          <w:tcPr>
+            <w:tcW w:type="dxa" w:w="1987"/>
+            <w:vAlign w:val="center"/>
+          </w:tcPr>
+          <w:p>
+            <w:r/>
+            <w:r>
+              <w:rPr>
+                <w:b/>
+                <w:sz w:val="20"/>
+              </w:rPr>
+              <w:t>Status</w:t>
+            </w:r>
+          </w:p>
+        </w:tc>
+      </w:tr>
+      <w:tr>
+        <w:tc>
+          <w:tcPr>
+            <w:tcW w:type="dxa" w:w="1987"/>
+            <w:vAlign w:val="center"/>
+          </w:tcPr>
+          <w:p>
+            <w:r/>
+            <w:r>
+              <w:rPr>
+                <w:b w:val="0"/>
+                <w:sz w:val="20"/>
+              </w:rPr>
+              <w:t>TC-01</w:t>
+            </w:r>
+          </w:p>
+        </w:tc>
+        <w:tc>
+          <w:tcPr>
+            <w:tcW w:type="dxa" w:w="1987"/>
+            <w:vAlign w:val="center"/>
+          </w:tcPr>
+          <w:p>
+            <w:r/>
+            <w:r>
+              <w:rPr>
+                <w:b w:val="0"/>
+                <w:sz w:val="20"/>
+              </w:rPr>
+              <w:t>Incident has non-protected field value</w:t>
+            </w:r>
+          </w:p>
+        </w:tc>
+        <w:tc>
+          <w:tcPr>
+            <w:tcW w:type="dxa" w:w="1987"/>
+            <w:vAlign w:val="center"/>
+          </w:tcPr>
+          <w:p>
+            <w:r/>
+            <w:r>
+              <w:rPr>
+                <w:b w:val="0"/>
+                <w:sz w:val="20"/>
+              </w:rPr>
+              <w:t>Access allowed according to the ACL rule.</w:t>
+            </w:r>
+          </w:p>
+        </w:tc>
+        <w:tc>
+          <w:tcPr>
+            <w:tcW w:type="dxa" w:w="1987"/>
+            <w:vAlign w:val="center"/>
+          </w:tcPr>
+          <w:p>
+            <w:r/>
+            <w:r>
+              <w:rPr>
+                <w:b w:val="0"/>
+                <w:sz w:val="20"/>
+              </w:rPr>
+              <w:t>Enter after testing</w:t>
+            </w:r>
+          </w:p>
+        </w:tc>
+        <w:tc>
+          <w:tcPr>
+            <w:tcW w:type="dxa" w:w="1987"/>
+            <w:vAlign w:val="center"/>
+          </w:tcPr>
+          <w:p>
+            <w:r/>
+            <w:r>
+              <w:rPr>
+                <w:b w:val="0"/>
+                <w:sz w:val="20"/>
+              </w:rPr>
+              <w:t>Pending</w:t>
+            </w:r>
+          </w:p>
+        </w:tc>
+      </w:tr>
+      <w:tr>
+        <w:tc>
+          <w:tcPr>
+            <w:tcW w:type="dxa" w:w="1987"/>
+            <w:vAlign w:val="center"/>
+          </w:tcPr>
+          <w:p>
+            <w:r/>
+            <w:r>
+              <w:rPr>
+                <w:b w:val="0"/>
+                <w:sz w:val="20"/>
+              </w:rPr>
+              <w:t>TC-02</w:t>
+            </w:r>
+          </w:p>
+        </w:tc>
+        <w:tc>
+          <w:tcPr>
+            <w:tcW w:type="dxa" w:w="1987"/>
+            <w:vAlign w:val="center"/>
+          </w:tcPr>
+          <w:p>
+            <w:r/>
+            <w:r>
+              <w:rPr>
+                <w:b w:val="0"/>
+                <w:sz w:val="20"/>
+              </w:rPr>
+              <w:t>Protected Incident + authorized user</w:t>
+            </w:r>
+          </w:p>
+        </w:tc>
+        <w:tc>
+          <w:tcPr>
+            <w:tcW w:type="dxa" w:w="1987"/>
+            <w:vAlign w:val="center"/>
+          </w:tcPr>
+          <w:p>
+            <w:r/>
+            <w:r>
+              <w:rPr>
+                <w:b w:val="0"/>
+                <w:sz w:val="20"/>
+              </w:rPr>
+              <w:t>Access allowed.</w:t>
+            </w:r>
+          </w:p>
+        </w:tc>
+        <w:tc>
+          <w:tcPr>
+            <w:tcW w:type="dxa" w:w="1987"/>
+            <w:vAlign w:val="center"/>
+          </w:tcPr>
+          <w:p>
+            <w:r/>
+            <w:r>
+              <w:rPr>
+                <w:b w:val="0"/>
+                <w:sz w:val="20"/>
+              </w:rPr>
+              <w:t>Enter after testing</w:t>
+            </w:r>
+          </w:p>
+        </w:tc>
+        <w:tc>
+          <w:tcPr>
+            <w:tcW w:type="dxa" w:w="1987"/>
+            <w:vAlign w:val="center"/>
+          </w:tcPr>
+          <w:p>
+            <w:r/>
+            <w:r>
+              <w:rPr>
+                <w:b w:val="0"/>
+                <w:sz w:val="20"/>
+              </w:rPr>
+              <w:t>Pending</w:t>
+            </w:r>
+          </w:p>
+        </w:tc>
+      </w:tr>
+      <w:tr>
+        <w:tc>
+          <w:tcPr>
+            <w:tcW w:type="dxa" w:w="1987"/>
+            <w:vAlign w:val="center"/>
+          </w:tcPr>
+          <w:p>
+            <w:r/>
+            <w:r>
+              <w:rPr>
+                <w:b w:val="0"/>
+                <w:sz w:val="20"/>
+              </w:rPr>
+              <w:t>TC-03</w:t>
+            </w:r>
+          </w:p>
+        </w:tc>
+        <w:tc>
+          <w:tcPr>
+            <w:tcW w:type="dxa" w:w="1987"/>
+            <w:vAlign w:val="center"/>
+          </w:tcPr>
+          <w:p>
+            <w:r/>
+            <w:r>
+              <w:rPr>
+                <w:b w:val="0"/>
+                <w:sz w:val="20"/>
+              </w:rPr>
+              <w:t>Protected Incident + unauthorized user</w:t>
+            </w:r>
+          </w:p>
+        </w:tc>
+        <w:tc>
+          <w:tcPr>
+            <w:tcW w:type="dxa" w:w="1987"/>
+            <w:vAlign w:val="center"/>
+          </w:tcPr>
+          <w:p>
+            <w:r/>
+            <w:r>
+              <w:rPr>
+                <w:b w:val="0"/>
+                <w:sz w:val="20"/>
+              </w:rPr>
+              <w:t>Access denied.</w:t>
+            </w:r>
+          </w:p>
+        </w:tc>
+        <w:tc>
+          <w:tcPr>
+            <w:tcW w:type="dxa" w:w="1987"/>
+            <w:vAlign w:val="center"/>
+          </w:tcPr>
+          <w:p>
+            <w:r/>
+            <w:r>
+              <w:rPr>
+                <w:b w:val="0"/>
+                <w:sz w:val="20"/>
+              </w:rPr>
+              <w:t>Enter after testing</w:t>
+            </w:r>
+          </w:p>
+        </w:tc>
+        <w:tc>
+          <w:tcPr>
+            <w:tcW w:type="dxa" w:w="1987"/>
+            <w:vAlign w:val="center"/>
+          </w:tcPr>
+          <w:p>
+            <w:r/>
+            <w:r>
+              <w:rPr>
+                <w:b w:val="0"/>
+                <w:sz w:val="20"/>
+              </w:rPr>
+              <w:t>Pending</w:t>
+            </w:r>
+          </w:p>
+        </w:tc>
+      </w:tr>
+      <w:tr>
+        <w:tc>
+          <w:tcPr>
+            <w:tcW w:type="dxa" w:w="1987"/>
+            <w:vAlign w:val="center"/>
+          </w:tcPr>
+          <w:p>
+            <w:r/>
+            <w:r>
+              <w:rPr>
+                <w:b w:val="0"/>
+                <w:sz w:val="20"/>
+              </w:rPr>
+              <w:t>TC-04</w:t>
+            </w:r>
+          </w:p>
+        </w:tc>
+        <w:tc>
+          <w:tcPr>
+            <w:tcW w:type="dxa" w:w="1987"/>
+            <w:vAlign w:val="center"/>
+          </w:tcPr>
+          <w:p>
+            <w:r/>
+            <w:r>
+              <w:rPr>
+                <w:b w:val="0"/>
+                <w:sz w:val="20"/>
+              </w:rPr>
+              <w:t>Protected field changed to non-protected value</w:t>
+            </w:r>
+          </w:p>
+        </w:tc>
+        <w:tc>
+          <w:tcPr>
+            <w:tcW w:type="dxa" w:w="1987"/>
+            <w:vAlign w:val="center"/>
+          </w:tcPr>
+          <w:p>
+            <w:r/>
+            <w:r>
+              <w:rPr>
+                <w:b w:val="0"/>
+                <w:sz w:val="20"/>
+              </w:rPr>
+              <w:t>Access decision changes.</w:t>
+            </w:r>
+          </w:p>
+        </w:tc>
+        <w:tc>
+          <w:tcPr>
+            <w:tcW w:type="dxa" w:w="1987"/>
+            <w:vAlign w:val="center"/>
+          </w:tcPr>
+          <w:p>
+            <w:r/>
+            <w:r>
+              <w:rPr>
+                <w:b w:val="0"/>
+                <w:sz w:val="20"/>
+              </w:rPr>
+              <w:t>Enter after testing</w:t>
+            </w:r>
+          </w:p>
+        </w:tc>
+        <w:tc>
+          <w:tcPr>
+            <w:tcW w:type="dxa" w:w="1987"/>
+            <w:vAlign w:val="center"/>
+          </w:tcPr>
+          <w:p>
+            <w:r/>
+            <w:r>
+              <w:rPr>
+                <w:b w:val="0"/>
+                <w:sz w:val="20"/>
+              </w:rPr>
+              <w:t>Pending</w:t>
+            </w:r>
+          </w:p>
+        </w:tc>
+      </w:tr>
+      <w:tr>
+        <w:tc>
+          <w:tcPr>
+            <w:tcW w:type="dxa" w:w="1987"/>
+            <w:vAlign w:val="center"/>
+          </w:tcPr>
+          <w:p>
+            <w:r/>
+            <w:r>
+              <w:rPr>
+                <w:b w:val="0"/>
+                <w:sz w:val="20"/>
+              </w:rPr>
+              <w:t>TC-05</w:t>
+            </w:r>
+          </w:p>
+        </w:tc>
+        <w:tc>
+          <w:tcPr>
+            <w:tcW w:type="dxa" w:w="1987"/>
+            <w:vAlign w:val="center"/>
+          </w:tcPr>
+          <w:p>
+            <w:r/>
+            <w:r>
+              <w:rPr>
+                <w:b w:val="0"/>
+                <w:sz w:val="20"/>
+              </w:rPr>
+              <w:t>ACL is inactive</w:t>
+            </w:r>
+          </w:p>
+        </w:tc>
+        <w:tc>
+          <w:tcPr>
+            <w:tcW w:type="dxa" w:w="1987"/>
+            <w:vAlign w:val="center"/>
+          </w:tcPr>
+          <w:p>
+            <w:r/>
+            <w:r>
+              <w:rPr>
+                <w:b w:val="0"/>
+                <w:sz w:val="20"/>
+              </w:rPr>
+              <w:t>ACL does not enforce scripted rule.</w:t>
+            </w:r>
+          </w:p>
+        </w:tc>
+        <w:tc>
+          <w:tcPr>
+            <w:tcW w:type="dxa" w:w="1987"/>
+            <w:vAlign w:val="center"/>
+          </w:tcPr>
+          <w:p>
+            <w:r/>
+            <w:r>
+              <w:rPr>
+                <w:b w:val="0"/>
+                <w:sz w:val="20"/>
+              </w:rPr>
+              <w:t>Enter after testing</w:t>
+            </w:r>
+          </w:p>
+        </w:tc>
+        <w:tc>
+          <w:tcPr>
+            <w:tcW w:type="dxa" w:w="1987"/>
+            <w:vAlign w:val="center"/>
+          </w:tcPr>
+          <w:p>
+            <w:r/>
+            <w:r>
+              <w:rPr>
+                <w:b w:val="0"/>
+                <w:sz w:val="20"/>
+              </w:rPr>
+              <w:t>Pending</w:t>
+            </w:r>
+          </w:p>
+        </w:tc>
+      </w:tr>
+      <w:tr>
+        <w:tc>
+          <w:tcPr>
+            <w:tcW w:type="dxa" w:w="1987"/>
+            <w:vAlign w:val="center"/>
+          </w:tcPr>
+          <w:p>
+            <w:r/>
+            <w:r>
+              <w:rPr>
+                <w:b w:val="0"/>
+                <w:sz w:val="20"/>
+              </w:rPr>
+              <w:t>TC-06</w:t>
+            </w:r>
+          </w:p>
+        </w:tc>
+        <w:tc>
+          <w:tcPr>
+            <w:tcW w:type="dxa" w:w="1987"/>
+            <w:vAlign w:val="center"/>
+          </w:tcPr>
+          <w:p>
+            <w:r/>
+            <w:r>
+              <w:rPr>
+                <w:b w:val="0"/>
+                <w:sz w:val="20"/>
+              </w:rPr>
+              <w:t>Different Incident records tested</w:t>
+            </w:r>
+          </w:p>
+        </w:tc>
+        <w:tc>
+          <w:tcPr>
+            <w:tcW w:type="dxa" w:w="1987"/>
+            <w:vAlign w:val="center"/>
+          </w:tcPr>
+          <w:p>
+            <w:r/>
+            <w:r>
+              <w:rPr>
+                <w:b w:val="0"/>
+                <w:sz w:val="20"/>
+              </w:rPr>
+              <w:t>Decision based on actual field value.</w:t>
+            </w:r>
+          </w:p>
+        </w:tc>
+        <w:tc>
+          <w:tcPr>
+            <w:tcW w:type="dxa" w:w="1987"/>
+            <w:vAlign w:val="center"/>
+          </w:tcPr>
+          <w:p>
+            <w:r/>
+            <w:r>
+              <w:rPr>
+                <w:b w:val="0"/>
+                <w:sz w:val="20"/>
+              </w:rPr>
+              <w:t>Enter after testing</w:t>
+            </w:r>
+          </w:p>
+        </w:tc>
+        <w:tc>
+          <w:tcPr>
+            <w:tcW w:type="dxa" w:w="1987"/>
+            <w:vAlign w:val="center"/>
+          </w:tcPr>
+          <w:p>
+            <w:r/>
+            <w:r>
+              <w:rPr>
+                <w:b w:val="0"/>
+                <w:sz w:val="20"/>
+              </w:rPr>
+              <w:t>Pending</w:t>
+            </w:r>
+          </w:p>
+        </w:tc>
+      </w:tr>
+      <w:tr>
+        <w:tc>
+          <w:tcPr>
+            <w:tcW w:type="dxa" w:w="1987"/>
+            <w:vAlign w:val="center"/>
+          </w:tcPr>
+          <w:p>
+            <w:r/>
+            <w:r>
+              <w:rPr>
+                <w:b w:val="0"/>
+                <w:sz w:val="20"/>
+              </w:rPr>
+              <w:t>TC-07</w:t>
+            </w:r>
+          </w:p>
+        </w:tc>
+        <w:tc>
+          <w:tcPr>
+            <w:tcW w:type="dxa" w:w="1987"/>
+            <w:vAlign w:val="center"/>
+          </w:tcPr>
+          <w:p>
+            <w:r/>
+            <w:r>
+              <w:rPr>
+                <w:b w:val="0"/>
+                <w:sz w:val="20"/>
+              </w:rPr>
+              <w:t>Write operation tested separately</w:t>
+            </w:r>
+          </w:p>
+        </w:tc>
+        <w:tc>
+          <w:tcPr>
+            <w:tcW w:type="dxa" w:w="1987"/>
+            <w:vAlign w:val="center"/>
+          </w:tcPr>
+          <w:p>
+            <w:r/>
+            <w:r>
+              <w:rPr>
+                <w:b w:val="0"/>
+                <w:sz w:val="20"/>
+              </w:rPr>
+              <w:t>Only configured operation is controlled.</w:t>
+            </w:r>
+          </w:p>
+        </w:tc>
+        <w:tc>
+          <w:tcPr>
+            <w:tcW w:type="dxa" w:w="1987"/>
+            <w:vAlign w:val="center"/>
+          </w:tcPr>
+          <w:p>
+            <w:r/>
+            <w:r>
+              <w:rPr>
+                <w:b w:val="0"/>
+                <w:sz w:val="20"/>
+              </w:rPr>
+              <w:t>Enter after testing</w:t>
+            </w:r>
+          </w:p>
+        </w:tc>
+        <w:tc>
+          <w:tcPr>
+            <w:tcW w:type="dxa" w:w="1987"/>
+            <w:vAlign w:val="center"/>
+          </w:tcPr>
+          <w:p>
+            <w:r/>
+            <w:r>
+              <w:rPr>
+                <w:b w:val="0"/>
+                <w:sz w:val="20"/>
+              </w:rPr>
+              <w:t>Pending</w:t>
+            </w:r>
+          </w:p>
+        </w:tc>
+      </w:tr>
+      <w:tr>
+        <w:tc>
+          <w:tcPr>
+            <w:tcW w:type="dxa" w:w="1987"/>
+            <w:vAlign w:val="center"/>
+          </w:tcPr>
+          <w:p>
+            <w:r/>
+            <w:r>
+              <w:rPr>
+                <w:b w:val="0"/>
+                <w:sz w:val="20"/>
+              </w:rPr>
+              <w:t>TC-08</w:t>
+            </w:r>
+          </w:p>
+        </w:tc>
+        <w:tc>
+          <w:tcPr>
+            <w:tcW w:type="dxa" w:w="1987"/>
+            <w:vAlign w:val="center"/>
+          </w:tcPr>
+          <w:p>
+            <w:r/>
+            <w:r>
+              <w:rPr>
+                <w:b w:val="0"/>
+                <w:sz w:val="20"/>
+              </w:rPr>
+              <w:t>Regression/end-to-end test</w:t>
+            </w:r>
+          </w:p>
+        </w:tc>
+        <w:tc>
+          <w:tcPr>
+            <w:tcW w:type="dxa" w:w="1987"/>
+            <w:vAlign w:val="center"/>
+          </w:tcPr>
+          <w:p>
+            <w:r/>
+            <w:r>
+              <w:rPr>
+                <w:b w:val="0"/>
+                <w:sz w:val="20"/>
+              </w:rPr>
+              <w:t>Normal authorized functions continue working.</w:t>
+            </w:r>
+          </w:p>
+        </w:tc>
+        <w:tc>
+          <w:tcPr>
+            <w:tcW w:type="dxa" w:w="1987"/>
+            <w:vAlign w:val="center"/>
+          </w:tcPr>
+          <w:p>
+            <w:r/>
+            <w:r>
+              <w:rPr>
+                <w:b w:val="0"/>
+                <w:sz w:val="20"/>
+              </w:rPr>
+              <w:t>Enter after testing</w:t>
+            </w:r>
+          </w:p>
+        </w:tc>
+        <w:tc>
+          <w:tcPr>
+            <w:tcW w:type="dxa" w:w="1987"/>
+            <w:vAlign w:val="center"/>
+          </w:tcPr>
+          <w:p>
+            <w:r/>
+            <w:r>
+              <w:rPr>
+                <w:b w:val="0"/>
+                <w:sz w:val="20"/>
+              </w:rPr>
+              <w:t>Pending</w:t>
+            </w:r>
+          </w:p>
+        </w:tc>
+      </w:tr>
+    </w:tbl>
+    <w:p>
+      <w:pPr>
+        <w:pStyle w:val="Heading1"/>
+      </w:pPr>
+      <w:r>
+        <w:t>UAT Execution Summary</w:t>
+      </w:r>
+    </w:p>
+    <w:tbl>
+      <w:tblPr>
+        <w:tblStyle w:val="TableGrid"/>
+        <w:tblW w:type="auto" w:w="0"/>
+        <w:jc w:val="center"/>
+        <w:tblLook w:firstColumn="1" w:firstRow="1" w:lastColumn="0" w:lastRow="0" w:noHBand="0" w:noVBand="1" w:val="04A0"/>
+      </w:tblPr>
+      <w:tblGrid>
+        <w:gridCol w:w="2484"/>
+        <w:gridCol w:w="2484"/>
+        <w:gridCol w:w="2484"/>
+        <w:gridCol w:w="2484"/>
+      </w:tblGrid>
+      <w:tr>
+        <w:tc>
+          <w:tcPr>
+            <w:tcW w:type="dxa" w:w="2484"/>
+            <w:vAlign w:val="center"/>
+          </w:tcPr>
+          <w:p>
+            <w:r/>
+            <w:r>
+              <w:rPr>
+                <w:b/>
+                <w:sz w:val="20"/>
+              </w:rPr>
+              <w:t>UAT Area</w:t>
+            </w:r>
+          </w:p>
+        </w:tc>
+        <w:tc>
+          <w:tcPr>
+            <w:tcW w:type="dxa" w:w="2484"/>
+            <w:vAlign w:val="center"/>
+          </w:tcPr>
+          <w:p>
+            <w:r/>
+            <w:r>
+              <w:rPr>
+                <w:b/>
+                <w:sz w:val="20"/>
+              </w:rPr>
+              <w:t>Planned Cases</w:t>
+            </w:r>
+          </w:p>
+        </w:tc>
+        <w:tc>
+          <w:tcPr>
+            <w:tcW w:type="dxa" w:w="2484"/>
+            <w:vAlign w:val="center"/>
+          </w:tcPr>
+          <w:p>
+            <w:r/>
+            <w:r>
+              <w:rPr>
+                <w:b/>
+                <w:sz w:val="20"/>
+              </w:rPr>
+              <w:t>Actual Result</w:t>
+            </w:r>
+          </w:p>
+        </w:tc>
+        <w:tc>
+          <w:tcPr>
+            <w:tcW w:type="dxa" w:w="2484"/>
+            <w:vAlign w:val="center"/>
+          </w:tcPr>
+          <w:p>
+            <w:r/>
+            <w:r>
+              <w:rPr>
+                <w:b/>
+                <w:sz w:val="20"/>
+              </w:rPr>
+              <w:t>Status</w:t>
+            </w:r>
+          </w:p>
+        </w:tc>
+      </w:tr>
+      <w:tr>
+        <w:tc>
+          <w:tcPr>
+            <w:tcW w:type="dxa" w:w="2484"/>
+            <w:vAlign w:val="center"/>
+          </w:tcPr>
+          <w:p>
+            <w:r/>
+            <w:r>
+              <w:rPr>
+                <w:b w:val="0"/>
+                <w:sz w:val="20"/>
+              </w:rPr>
+              <w:t>ACL Configuration</w:t>
+            </w:r>
+          </w:p>
+        </w:tc>
+        <w:tc>
+          <w:tcPr>
+            <w:tcW w:type="dxa" w:w="2484"/>
+            <w:vAlign w:val="center"/>
+          </w:tcPr>
+          <w:p>
+            <w:r/>
+            <w:r>
+              <w:rPr>
+                <w:b w:val="0"/>
+                <w:sz w:val="20"/>
+              </w:rPr>
+              <w:t>2</w:t>
+            </w:r>
+          </w:p>
+        </w:tc>
+        <w:tc>
+          <w:tcPr>
+            <w:tcW w:type="dxa" w:w="2484"/>
+            <w:vAlign w:val="center"/>
+          </w:tcPr>
+          <w:p>
+            <w:r/>
+            <w:r>
+              <w:rPr>
+                <w:b w:val="0"/>
+                <w:sz w:val="20"/>
+              </w:rPr>
+              <w:t>Enter actual result</w:t>
+            </w:r>
+          </w:p>
+        </w:tc>
+        <w:tc>
+          <w:tcPr>
+            <w:tcW w:type="dxa" w:w="2484"/>
+            <w:vAlign w:val="center"/>
+          </w:tcPr>
+          <w:p>
+            <w:r/>
+            <w:r>
+              <w:rPr>
+                <w:b w:val="0"/>
+                <w:sz w:val="20"/>
+              </w:rPr>
+              <w:t>Pending</w:t>
+            </w:r>
+          </w:p>
+        </w:tc>
+      </w:tr>
+      <w:tr>
+        <w:tc>
+          <w:tcPr>
+            <w:tcW w:type="dxa" w:w="2484"/>
+            <w:vAlign w:val="center"/>
+          </w:tcPr>
+          <w:p>
+            <w:r/>
+            <w:r>
+              <w:rPr>
+                <w:b w:val="0"/>
+                <w:sz w:val="20"/>
+              </w:rPr>
+              <w:t>Field-Value Evaluation</w:t>
+            </w:r>
+          </w:p>
+        </w:tc>
+        <w:tc>
+          <w:tcPr>
+            <w:tcW w:type="dxa" w:w="2484"/>
+            <w:vAlign w:val="center"/>
+          </w:tcPr>
+          <w:p>
+            <w:r/>
+            <w:r>
+              <w:rPr>
+                <w:b w:val="0"/>
+                <w:sz w:val="20"/>
+              </w:rPr>
+              <w:t>3</w:t>
+            </w:r>
+          </w:p>
+        </w:tc>
+        <w:tc>
+          <w:tcPr>
+            <w:tcW w:type="dxa" w:w="2484"/>
+            <w:vAlign w:val="center"/>
+          </w:tcPr>
+          <w:p>
+            <w:r/>
+            <w:r>
+              <w:rPr>
+                <w:b w:val="0"/>
+                <w:sz w:val="20"/>
+              </w:rPr>
+              <w:t>Enter actual result</w:t>
+            </w:r>
+          </w:p>
+        </w:tc>
+        <w:tc>
+          <w:tcPr>
+            <w:tcW w:type="dxa" w:w="2484"/>
+            <w:vAlign w:val="center"/>
+          </w:tcPr>
+          <w:p>
+            <w:r/>
+            <w:r>
+              <w:rPr>
+                <w:b w:val="0"/>
+                <w:sz w:val="20"/>
+              </w:rPr>
+              <w:t>Pending</w:t>
+            </w:r>
+          </w:p>
+        </w:tc>
+      </w:tr>
+      <w:tr>
+        <w:tc>
+          <w:tcPr>
+            <w:tcW w:type="dxa" w:w="2484"/>
+            <w:vAlign w:val="center"/>
+          </w:tcPr>
+          <w:p>
+            <w:r/>
+            <w:r>
+              <w:rPr>
+                <w:b w:val="0"/>
+                <w:sz w:val="20"/>
+              </w:rPr>
+              <w:t>Authorized Access</w:t>
+            </w:r>
+          </w:p>
+        </w:tc>
+        <w:tc>
+          <w:tcPr>
+            <w:tcW w:type="dxa" w:w="2484"/>
+            <w:vAlign w:val="center"/>
+          </w:tcPr>
+          <w:p>
+            <w:r/>
+            <w:r>
+              <w:rPr>
+                <w:b w:val="0"/>
+                <w:sz w:val="20"/>
+              </w:rPr>
+              <w:t>2</w:t>
+            </w:r>
+          </w:p>
+        </w:tc>
+        <w:tc>
+          <w:tcPr>
+            <w:tcW w:type="dxa" w:w="2484"/>
+            <w:vAlign w:val="center"/>
+          </w:tcPr>
+          <w:p>
+            <w:r/>
+            <w:r>
+              <w:rPr>
+                <w:b w:val="0"/>
+                <w:sz w:val="20"/>
+              </w:rPr>
+              <w:t>Enter actual result</w:t>
+            </w:r>
+          </w:p>
+        </w:tc>
+        <w:tc>
+          <w:tcPr>
+            <w:tcW w:type="dxa" w:w="2484"/>
+            <w:vAlign w:val="center"/>
+          </w:tcPr>
+          <w:p>
+            <w:r/>
+            <w:r>
+              <w:rPr>
+                <w:b w:val="0"/>
+                <w:sz w:val="20"/>
+              </w:rPr>
+              <w:t>Pending</w:t>
+            </w:r>
+          </w:p>
+        </w:tc>
+      </w:tr>
+      <w:tr>
+        <w:tc>
+          <w:tcPr>
+            <w:tcW w:type="dxa" w:w="2484"/>
+            <w:vAlign w:val="center"/>
+          </w:tcPr>
+          <w:p>
+            <w:r/>
+            <w:r>
+              <w:rPr>
+                <w:b w:val="0"/>
+                <w:sz w:val="20"/>
+              </w:rPr>
+              <w:t>Unauthorized Access</w:t>
+            </w:r>
+          </w:p>
+        </w:tc>
+        <w:tc>
+          <w:tcPr>
+            <w:tcW w:type="dxa" w:w="2484"/>
+            <w:vAlign w:val="center"/>
+          </w:tcPr>
+          <w:p>
+            <w:r/>
+            <w:r>
+              <w:rPr>
+                <w:b w:val="0"/>
+                <w:sz w:val="20"/>
+              </w:rPr>
+              <w:t>2</w:t>
+            </w:r>
+          </w:p>
+        </w:tc>
+        <w:tc>
+          <w:tcPr>
+            <w:tcW w:type="dxa" w:w="2484"/>
+            <w:vAlign w:val="center"/>
+          </w:tcPr>
+          <w:p>
+            <w:r/>
+            <w:r>
+              <w:rPr>
+                <w:b w:val="0"/>
+                <w:sz w:val="20"/>
+              </w:rPr>
+              <w:t>Enter actual result</w:t>
+            </w:r>
+          </w:p>
+        </w:tc>
+        <w:tc>
+          <w:tcPr>
+            <w:tcW w:type="dxa" w:w="2484"/>
+            <w:vAlign w:val="center"/>
+          </w:tcPr>
+          <w:p>
+            <w:r/>
+            <w:r>
+              <w:rPr>
+                <w:b w:val="0"/>
+                <w:sz w:val="20"/>
+              </w:rPr>
+              <w:t>Pending</w:t>
+            </w:r>
+          </w:p>
+        </w:tc>
+      </w:tr>
+      <w:tr>
+        <w:tc>
+          <w:tcPr>
+            <w:tcW w:type="dxa" w:w="2484"/>
+            <w:vAlign w:val="center"/>
+          </w:tcPr>
+          <w:p>
+            <w:r/>
+            <w:r>
+              <w:rPr>
+                <w:b w:val="0"/>
+                <w:sz w:val="20"/>
+              </w:rPr>
+              <w:t>Read/Write Separation</w:t>
+            </w:r>
+          </w:p>
+        </w:tc>
+        <w:tc>
+          <w:tcPr>
+            <w:tcW w:type="dxa" w:w="2484"/>
+            <w:vAlign w:val="center"/>
+          </w:tcPr>
+          <w:p>
+            <w:r/>
+            <w:r>
+              <w:rPr>
+                <w:b w:val="0"/>
+                <w:sz w:val="20"/>
+              </w:rPr>
+              <w:t>2</w:t>
+            </w:r>
+          </w:p>
+        </w:tc>
+        <w:tc>
+          <w:tcPr>
+            <w:tcW w:type="dxa" w:w="2484"/>
+            <w:vAlign w:val="center"/>
+          </w:tcPr>
+          <w:p>
+            <w:r/>
+            <w:r>
+              <w:rPr>
+                <w:b w:val="0"/>
+                <w:sz w:val="20"/>
+              </w:rPr>
+              <w:t>Enter actual result</w:t>
+            </w:r>
+          </w:p>
+        </w:tc>
+        <w:tc>
+          <w:tcPr>
+            <w:tcW w:type="dxa" w:w="2484"/>
+            <w:vAlign w:val="center"/>
+          </w:tcPr>
+          <w:p>
+            <w:r/>
+            <w:r>
+              <w:rPr>
+                <w:b w:val="0"/>
+                <w:sz w:val="20"/>
+              </w:rPr>
+              <w:t>Pending</w:t>
+            </w:r>
+          </w:p>
+        </w:tc>
+      </w:tr>
+      <w:tr>
+        <w:tc>
+          <w:tcPr>
+            <w:tcW w:type="dxa" w:w="2484"/>
+            <w:vAlign w:val="center"/>
+          </w:tcPr>
+          <w:p>
+            <w:r/>
+            <w:r>
+              <w:rPr>
+                <w:b w:val="0"/>
+                <w:sz w:val="20"/>
+              </w:rPr>
+              <w:t>Regression / End-to-End</w:t>
+            </w:r>
+          </w:p>
+        </w:tc>
+        <w:tc>
+          <w:tcPr>
+            <w:tcW w:type="dxa" w:w="2484"/>
+            <w:vAlign w:val="center"/>
+          </w:tcPr>
+          <w:p>
+            <w:r/>
+            <w:r>
+              <w:rPr>
+                <w:b w:val="0"/>
+                <w:sz w:val="20"/>
+              </w:rPr>
+              <w:t>3</w:t>
+            </w:r>
+          </w:p>
+        </w:tc>
+        <w:tc>
+          <w:tcPr>
+            <w:tcW w:type="dxa" w:w="2484"/>
+            <w:vAlign w:val="center"/>
+          </w:tcPr>
+          <w:p>
+            <w:r/>
+            <w:r>
+              <w:rPr>
+                <w:b w:val="0"/>
+                <w:sz w:val="20"/>
+              </w:rPr>
+              <w:t>Enter actual result</w:t>
+            </w:r>
+          </w:p>
+        </w:tc>
+        <w:tc>
+          <w:tcPr>
+            <w:tcW w:type="dxa" w:w="2484"/>
+            <w:vAlign w:val="center"/>
+          </w:tcPr>
+          <w:p>
+            <w:r/>
+            <w:r>
+              <w:rPr>
+                <w:b w:val="0"/>
+                <w:sz w:val="20"/>
+              </w:rPr>
+              <w:t>Pending</w:t>
+            </w:r>
+          </w:p>
+        </w:tc>
+      </w:tr>
+    </w:tbl>
+    <w:p>
+      <w:pPr>
+        <w:pStyle w:val="Heading1"/>
+      </w:pPr>
+      <w:r>
+        <w:t>Important UAT Instruction</w:t>
+      </w:r>
+    </w:p>
+    <w:p>
+      <w:r>
+        <w:t>Do not mark a test as PASS until it has been executed in your ServiceNow instance. Replace 'Enter after testing' with the actual observed result and change the status to PASS or FAIL.</w:t>
+      </w:r>
+    </w:p>
+    <w:p>
+      <w:pPr>
+        <w:pStyle w:val="Heading1"/>
+      </w:pPr>
+      <w:r>
+        <w:t>Suggested Evidence</w:t>
       </w:r>
     </w:p>
     <w:p>
@@ -56,7 +1323,7 @@
         <w:pStyle w:val="ListBullet"/>
       </w:pPr>
       <w:r>
-        <w:t>Objective: Verify that the Script-Controlled ACL grants or denies Incident access according to the configured field-value rule.</w:t>
+        <w:t>ACL configuration screenshot</w:t>
       </w:r>
     </w:p>
     <w:p>
@@ -64,7 +1331,7 @@
         <w:pStyle w:val="ListBullet"/>
       </w:pPr>
       <w:r>
-        <w:t>TC01 – Authorized user + permitted field value → Expected: Access granted.</w:t>
+        <w:t>Protected Incident screenshot</w:t>
       </w:r>
     </w:p>
     <w:p>
@@ -72,7 +1339,7 @@
         <w:pStyle w:val="ListBullet"/>
       </w:pPr>
       <w:r>
-        <w:t>TC02 – Unauthorized user → Expected: Access denied.</w:t>
+        <w:t>Authorized-user access screenshot</w:t>
       </w:r>
     </w:p>
     <w:p>
@@ -80,7 +1347,7 @@
         <w:pStyle w:val="ListBullet"/>
       </w:pPr>
       <w:r>
-        <w:t>TC03 – Field value not permitted → Expected: Access denied.</w:t>
+        <w:t>Unauthorized-user denial screenshot</w:t>
       </w:r>
     </w:p>
     <w:p>
@@ -88,25 +1355,35 @@
         <w:pStyle w:val="ListBullet"/>
       </w:pPr>
       <w:r>
-        <w:t>TC04 – Alternate configured value → Expected: Result matches the documented ACL logic.</w:t>
-      </w:r>
-    </w:p>
-    <w:p>
-      <w:pPr>
-        <w:pStyle w:val="ListBullet"/>
-      </w:pPr>
-      <w:r>
-        <w:t>Important: After executing the tests in ServiceNow, replace the pending results with actual observations and mark Pass/Fail.</w:t>
+        <w:t>Final test result screenshots</w:t>
       </w:r>
     </w:p>
     <w:sectPr>
+      <w:footerReference w:type="default" r:id="rId9"/>
       <w:pgSz w:w="12240" w:h="15840"/>
-      <w:pgMar w:top="1440" w:right="1800" w:bottom="1440" w:left="1800" w:header="720" w:footer="720" w:gutter="0"/>
+      <w:pgMar w:top="1008" w:right="1152" w:bottom="1008" w:left="1152" w:header="720" w:footer="720" w:gutter="0"/>
       <w:cols w:space="720"/>
       <w:docGrid w:linePitch="360"/>
     </w:sectPr>
   </w:body>
 </w:document>
+</file>
+
+<file path=word/footer1.xml><?xml version="1.0" encoding="utf-8"?>
+<w:ftr xmlns:m="http://schemas.openxmlformats.org/officeDocument/2006/math" xmlns:mc="http://schemas.openxmlformats.org/markup-compatibility/2006" xmlns:mo="http://schemas.microsoft.com/office/mac/office/2008/main" xmlns:mv="urn:schemas-microsoft-com:mac:vml" xmlns:o="urn:schemas-microsoft-com:office:office" xmlns:r="http://schemas.openxmlformats.org/officeDocument/2006/relationships" xmlns:v="urn:schemas-microsoft-com:vml" xmlns:w10="urn:schemas-microsoft-com:office:word" xmlns:w14="http://schemas.microsoft.com/office/word/2010/wordml" xmlns:w="http://schemas.openxmlformats.org/wordprocessingml/2006/main" xmlns:wne="http://schemas.microsoft.com/office/word/2006/wordml" xmlns:wp14="http://schemas.microsoft.com/office/word/2010/wordprocessingDrawing" xmlns:wp="http://schemas.openxmlformats.org/drawingml/2006/wordprocessingDrawing" xmlns:wpc="http://schemas.microsoft.com/office/word/2010/wordprocessingCanvas" xmlns:wpg="http://schemas.microsoft.com/office/word/2010/wordprocessingGroup" xmlns:wpi="http://schemas.microsoft.com/office/word/2010/wordprocessingInk" xmlns:wps="http://schemas.microsoft.com/office/word/2010/wordprocessingShape" mc:Ignorable="w14 wp14">
+  <w:p>
+    <w:pPr>
+      <w:pStyle w:val="Footer"/>
+      <w:jc w:val="center"/>
+    </w:pPr>
+    <w:r>
+      <w:rPr>
+        <w:sz w:val="16"/>
+      </w:rPr>
+      <w:t>Script-Controlled ACL Project</w:t>
+    </w:r>
+  </w:p>
+</w:ftr>
 </file>
 
 <file path=word/numbering.xml><?xml version="1.0" encoding="utf-8"?>
@@ -474,7 +1751,7 @@
     <w:rsid w:val="00FC693F"/>
     <w:rPr>
       <w:rFonts w:ascii="Arial" w:hAnsi="Arial"/>
-      <w:sz w:val="22"/>
+      <w:sz w:val="21"/>
     </w:rPr>
   </w:style>
   <w:style w:type="paragraph" w:styleId="Header">
@@ -536,11 +1813,11 @@
       <w:outlineLvl w:val="0"/>
     </w:pPr>
     <w:rPr>
-      <w:rFonts w:asciiTheme="majorHAnsi" w:eastAsiaTheme="majorEastAsia" w:hAnsiTheme="majorHAnsi" w:cstheme="majorBidi"/>
+      <w:rFonts w:asciiTheme="majorHAnsi" w:eastAsiaTheme="majorEastAsia" w:hAnsiTheme="majorHAnsi" w:cstheme="majorBidi" w:ascii="Arial" w:hAnsi="Arial"/>
       <w:b/>
       <w:bCs/>
       <w:color w:val="365F91" w:themeColor="accent1" w:themeShade="BF"/>
-      <w:sz w:val="28"/>
+      <w:sz w:val="32"/>
       <w:szCs w:val="28"/>
     </w:rPr>
   </w:style>
@@ -560,7 +1837,7 @@
       <w:outlineLvl w:val="1"/>
     </w:pPr>
     <w:rPr>
-      <w:rFonts w:asciiTheme="majorHAnsi" w:eastAsiaTheme="majorEastAsia" w:hAnsiTheme="majorHAnsi" w:cstheme="majorBidi"/>
+      <w:rFonts w:asciiTheme="majorHAnsi" w:eastAsiaTheme="majorEastAsia" w:hAnsiTheme="majorHAnsi" w:cstheme="majorBidi" w:ascii="Arial" w:hAnsi="Arial"/>
       <w:b/>
       <w:bCs/>
       <w:color w:val="4F81BD" w:themeColor="accent1"/>
@@ -584,10 +1861,11 @@
       <w:outlineLvl w:val="2"/>
     </w:pPr>
     <w:rPr>
-      <w:rFonts w:asciiTheme="majorHAnsi" w:eastAsiaTheme="majorEastAsia" w:hAnsiTheme="majorHAnsi" w:cstheme="majorBidi"/>
+      <w:rFonts w:asciiTheme="majorHAnsi" w:eastAsiaTheme="majorEastAsia" w:hAnsiTheme="majorHAnsi" w:cstheme="majorBidi" w:ascii="Arial" w:hAnsi="Arial"/>
       <w:b/>
       <w:bCs/>
       <w:color w:val="4F81BD" w:themeColor="accent1"/>
+      <w:sz w:val="22"/>
     </w:rPr>
   </w:style>
   <w:style w:type="paragraph" w:styleId="Heading4">
@@ -825,11 +2103,11 @@
       <w:contextualSpacing/>
     </w:pPr>
     <w:rPr>
-      <w:rFonts w:asciiTheme="majorHAnsi" w:eastAsiaTheme="majorEastAsia" w:hAnsiTheme="majorHAnsi" w:cstheme="majorBidi"/>
+      <w:rFonts w:asciiTheme="majorHAnsi" w:eastAsiaTheme="majorEastAsia" w:hAnsiTheme="majorHAnsi" w:cstheme="majorBidi" w:ascii="Arial" w:hAnsi="Arial"/>
       <w:color w:val="17365D" w:themeColor="text2" w:themeShade="BF"/>
       <w:spacing w:val="5"/>
       <w:kern w:val="28"/>
-      <w:sz w:val="52"/>
+      <w:sz w:val="40"/>
       <w:szCs w:val="52"/>
     </w:rPr>
   </w:style>
